--- a/poi-tl/src/test/resources/util/copy_template.docx
+++ b/poi-tl/src/test/resources/util/copy_template.docx
@@ -293,12 +293,12 @@
         <w:tblW w:w="0" w:type="auto"/>
         <w:tblInd w:w="0" w:type="dxa"/>
         <w:tblBorders>
-          <w:top w:val="single" w:color="auto" w:sz="4" w:space="0"/>
-          <w:left w:val="single" w:color="auto" w:sz="4" w:space="0"/>
-          <w:bottom w:val="single" w:color="auto" w:sz="4" w:space="0"/>
-          <w:right w:val="single" w:color="auto" w:sz="4" w:space="0"/>
-          <w:insideH w:val="single" w:color="auto" w:sz="4" w:space="0"/>
-          <w:insideV w:val="single" w:color="auto" w:sz="4" w:space="0"/>
+          <w:top w:val="single" w:color="EE822F" w:themeColor="accent2" w:sz="12" w:space="0"/>
+          <w:left w:val="single" w:color="EE822F" w:themeColor="accent2" w:sz="12" w:space="0"/>
+          <w:bottom w:val="single" w:color="EE822F" w:themeColor="accent2" w:sz="12" w:space="0"/>
+          <w:right w:val="single" w:color="EE822F" w:themeColor="accent2" w:sz="12" w:space="0"/>
+          <w:insideH w:val="single" w:color="EE822F" w:themeColor="accent2" w:sz="12" w:space="0"/>
+          <w:insideV w:val="single" w:color="EE822F" w:themeColor="accent2" w:sz="12" w:space="0"/>
         </w:tblBorders>
         <w:tblLayout w:type="autofit"/>
         <w:tblCellMar>
@@ -316,12 +316,12 @@
       <w:tr>
         <w:tblPrEx>
           <w:tblBorders>
-            <w:top w:val="single" w:color="auto" w:sz="4" w:space="0"/>
-            <w:left w:val="single" w:color="auto" w:sz="4" w:space="0"/>
-            <w:bottom w:val="single" w:color="auto" w:sz="4" w:space="0"/>
-            <w:right w:val="single" w:color="auto" w:sz="4" w:space="0"/>
-            <w:insideH w:val="single" w:color="auto" w:sz="4" w:space="0"/>
-            <w:insideV w:val="single" w:color="auto" w:sz="4" w:space="0"/>
+            <w:top w:val="single" w:color="EE822F" w:themeColor="accent2" w:sz="12" w:space="0"/>
+            <w:left w:val="single" w:color="EE822F" w:themeColor="accent2" w:sz="12" w:space="0"/>
+            <w:bottom w:val="single" w:color="EE822F" w:themeColor="accent2" w:sz="12" w:space="0"/>
+            <w:right w:val="single" w:color="EE822F" w:themeColor="accent2" w:sz="12" w:space="0"/>
+            <w:insideH w:val="single" w:color="EE822F" w:themeColor="accent2" w:sz="12" w:space="0"/>
+            <w:insideV w:val="single" w:color="EE822F" w:themeColor="accent2" w:sz="12" w:space="0"/>
           </w:tblBorders>
           <w:tblCellMar>
             <w:top w:w="0" w:type="dxa"/>
@@ -333,6 +333,10 @@
         <w:tc>
           <w:tcPr>
             <w:tcW w:w="2840" w:type="dxa"/>
+            <w:tcBorders>
+              <w:tl2br w:val="nil"/>
+              <w:tr2bl w:val="nil"/>
+            </w:tcBorders>
           </w:tcPr>
           <w:p>
             <w:pPr>
@@ -345,6 +349,10 @@
         <w:tc>
           <w:tcPr>
             <w:tcW w:w="2841" w:type="dxa"/>
+            <w:tcBorders>
+              <w:tl2br w:val="nil"/>
+              <w:tr2bl w:val="nil"/>
+            </w:tcBorders>
           </w:tcPr>
           <w:p>
             <w:pPr>
@@ -357,6 +365,10 @@
         <w:tc>
           <w:tcPr>
             <w:tcW w:w="2841" w:type="dxa"/>
+            <w:tcBorders>
+              <w:tl2br w:val="nil"/>
+              <w:tr2bl w:val="nil"/>
+            </w:tcBorders>
           </w:tcPr>
           <w:p>
             <w:pPr>
@@ -380,12 +392,12 @@
       <w:tr>
         <w:tblPrEx>
           <w:tblBorders>
-            <w:top w:val="single" w:color="auto" w:sz="4" w:space="0"/>
-            <w:left w:val="single" w:color="auto" w:sz="4" w:space="0"/>
-            <w:bottom w:val="single" w:color="auto" w:sz="4" w:space="0"/>
-            <w:right w:val="single" w:color="auto" w:sz="4" w:space="0"/>
-            <w:insideH w:val="single" w:color="auto" w:sz="4" w:space="0"/>
-            <w:insideV w:val="single" w:color="auto" w:sz="4" w:space="0"/>
+            <w:top w:val="single" w:color="EE822F" w:themeColor="accent2" w:sz="12" w:space="0"/>
+            <w:left w:val="single" w:color="EE822F" w:themeColor="accent2" w:sz="12" w:space="0"/>
+            <w:bottom w:val="single" w:color="EE822F" w:themeColor="accent2" w:sz="12" w:space="0"/>
+            <w:right w:val="single" w:color="EE822F" w:themeColor="accent2" w:sz="12" w:space="0"/>
+            <w:insideH w:val="single" w:color="EE822F" w:themeColor="accent2" w:sz="12" w:space="0"/>
+            <w:insideV w:val="single" w:color="EE822F" w:themeColor="accent2" w:sz="12" w:space="0"/>
           </w:tblBorders>
           <w:tblCellMar>
             <w:top w:w="0" w:type="dxa"/>
@@ -397,6 +409,10 @@
         <w:tc>
           <w:tcPr>
             <w:tcW w:w="2840" w:type="dxa"/>
+            <w:tcBorders>
+              <w:tl2br w:val="nil"/>
+              <w:tr2bl w:val="nil"/>
+            </w:tcBorders>
           </w:tcPr>
           <w:p>
             <w:pPr>
@@ -409,6 +425,10 @@
         <w:tc>
           <w:tcPr>
             <w:tcW w:w="2841" w:type="dxa"/>
+            <w:tcBorders>
+              <w:tl2br w:val="nil"/>
+              <w:tr2bl w:val="nil"/>
+            </w:tcBorders>
           </w:tcPr>
           <w:p>
             <w:pPr>
@@ -421,6 +441,10 @@
         <w:tc>
           <w:tcPr>
             <w:tcW w:w="2841" w:type="dxa"/>
+            <w:tcBorders>
+              <w:tl2br w:val="nil"/>
+              <w:tr2bl w:val="nil"/>
+            </w:tcBorders>
           </w:tcPr>
           <w:p>
             <w:pPr>
@@ -446,6 +470,12 @@
     <w:sectPr>
       <w:pgSz w:w="11906" w:h="16838"/>
       <w:pgMar w:top="1440" w:right="1800" w:bottom="1440" w:left="1800" w:header="851" w:footer="992" w:gutter="0"/>
+      <w:pgBorders>
+        <w:top w:val="none" w:sz="0" w:space="0"/>
+        <w:left w:val="none" w:sz="0" w:space="0"/>
+        <w:bottom w:val="none" w:sz="0" w:space="0"/>
+        <w:right w:val="none" w:sz="0" w:space="0"/>
+      </w:pgBorders>
       <w:cols w:space="425" w:num="1"/>
       <w:docGrid w:type="lines" w:linePitch="312" w:charSpace="0"/>
     </w:sectPr>
